--- a/04_文化旅游与演艺/415_“夜宿博物馆，亲子奇遇”——博物馆夜宿、亲子夜间营体验研究/选题说明.docx
+++ b/04_文化旅游与演艺/415_“夜宿博物馆，亲子奇遇”——博物馆夜宿、亲子夜间营体验研究/选题说明.docx
@@ -4,7 +4,7 @@
   <w:body>
     <w:p>
       <w:pPr>
-        <w:spacing w:after="200"/>
+        <w:spacing w:after="120"/>
         <w:jc w:val="center"/>
       </w:pPr>
       <w:r>
@@ -14,12 +14,12 @@
           <w:color w:val="6663B2"/>
           <w:sz w:val="30"/>
         </w:rPr>
-        <w:t>415. “夜宿博物馆，亲子奇遇”——博物馆夜宿、亲子夜间营体验研究（补充更新批）</w:t>
+        <w:t>415. “夜宿博物馆，亲子奇遇”——博物馆夜宿、亲子夜间营体验研究</w:t>
       </w:r>
     </w:p>
     <w:p>
       <w:pPr>
-        <w:spacing w:after="240"/>
+        <w:spacing w:after="200"/>
         <w:jc w:val="center"/>
       </w:pPr>
       <w:r>
@@ -27,9 +27,9 @@
           <w:rFonts w:ascii="宋体" w:hAnsi="宋体" w:eastAsia="宋体"/>
           <w:b w:val="0"/>
           <w:color w:val="837292"/>
-          <w:sz w:val="20"/>
+          <w:sz w:val="18"/>
         </w:rPr>
-        <w:t>正大杯选题档案 · 第十四批（391-420）·补充更新（2026-10 清理重复/过气后顶替编号）</w:t>
+        <w:t>正大杯选题档案 · topic-selection 规范版（呆塔大师兄（微信：a237658765））</w:t>
       </w:r>
     </w:p>
     <w:p>
@@ -42,12 +42,13 @@
           <w:b/>
           <w:sz w:val="26"/>
         </w:rPr>
-        <w:t>一、选题基本信息</w:t>
+        <w:t>一、选题定位</w:t>
       </w:r>
     </w:p>
     <w:p>
       <w:pPr>
-        <w:spacing w:after="80"/>
+        <w:spacing w:after="60"/>
+        <w:ind w:left="360"/>
       </w:pPr>
       <w:r>
         <w:rPr>
@@ -55,12 +56,13 @@
           <w:b w:val="0"/>
           <w:sz w:val="22"/>
         </w:rPr>
-        <w:t>研究对象：参加过博物馆夜宿/夜营（恐龙夜宿等）的亲子家庭</w:t>
+        <w:t>项目类型：社会调查</w:t>
       </w:r>
     </w:p>
     <w:p>
       <w:pPr>
-        <w:spacing w:after="80"/>
+        <w:spacing w:after="60"/>
+        <w:ind w:left="360"/>
       </w:pPr>
       <w:r>
         <w:rPr>
@@ -68,12 +70,13 @@
           <w:b w:val="0"/>
           <w:sz w:val="22"/>
         </w:rPr>
-        <w:t>核心变量/研究问题：报名动机、夜宿项目（帐篷/寻宝/讲解）、费用接受（数百-千元）、安全与睡眠设施、复报</w:t>
+        <w:t>研究阶段：early-mid（萌芽—成长期：需求与机会挖掘 + 意愿初探）</w:t>
       </w:r>
     </w:p>
     <w:p>
       <w:pPr>
-        <w:spacing w:after="80"/>
+        <w:spacing w:after="60"/>
+        <w:ind w:left="360"/>
       </w:pPr>
       <w:r>
         <w:rPr>
@@ -81,12 +84,13 @@
           <w:b w:val="0"/>
           <w:sz w:val="22"/>
         </w:rPr>
-        <w:t>研究阶段：早期+中期（细分）</w:t>
+        <w:t>建议地区：社区（可按省/市细化抽样框）</w:t>
       </w:r>
     </w:p>
     <w:p>
       <w:pPr>
-        <w:spacing w:after="80"/>
+        <w:spacing w:after="60"/>
+        <w:ind w:left="360"/>
       </w:pPr>
       <w:r>
         <w:rPr>
@@ -94,7 +98,35 @@
           <w:b w:val="0"/>
           <w:sz w:val="22"/>
         </w:rPr>
-        <w:t>所属选题库：正大杯500题 · 补充更新批（顶替清理编号，详见批次总览）</w:t>
+        <w:t>确定行业：04_文化旅游与演艺（选择理由：贴合 2025–2026 最新政策/市场/社会趋势，参考来源见下；该方向研究对象与样本渠道明确，可转为问卷/访谈设计，且近三年获奖名单无直接重复题。）</w:t>
+      </w:r>
+    </w:p>
+    <w:p>
+      <w:pPr>
+        <w:spacing w:after="60"/>
+        <w:ind w:left="360"/>
+      </w:pPr>
+      <w:r>
+        <w:rPr>
+          <w:rFonts w:ascii="宋体" w:hAnsi="宋体" w:eastAsia="宋体"/>
+          <w:b w:val="0"/>
+          <w:sz w:val="22"/>
+        </w:rPr>
+        <w:t>研究对象：参加过博物馆夜场（奇妙夜/夜间讲解）的观众</w:t>
+      </w:r>
+    </w:p>
+    <w:p>
+      <w:pPr>
+        <w:spacing w:after="60"/>
+        <w:ind w:left="360"/>
+      </w:pPr>
+      <w:r>
+        <w:rPr>
+          <w:rFonts w:ascii="宋体" w:hAnsi="宋体" w:eastAsia="宋体"/>
+          <w:b w:val="0"/>
+          <w:sz w:val="22"/>
+        </w:rPr>
+        <w:t>核心问题/变量：参与动机、活动形式偏好（音乐会/剧本杀/夜游）、门票与文创消费、亲子参与、满意度</w:t>
       </w:r>
     </w:p>
     <w:p>
@@ -107,12 +139,13 @@
           <w:b/>
           <w:sz w:val="26"/>
         </w:rPr>
-        <w:t>二、可行性说明</w:t>
+        <w:t>二、生成假设（待验证）</w:t>
       </w:r>
     </w:p>
     <w:p>
       <w:pPr>
         <w:spacing w:after="80"/>
+        <w:ind w:left="360"/>
       </w:pPr>
       <w:r>
         <w:rPr>
@@ -120,7 +153,7 @@
           <w:b w:val="0"/>
           <w:sz w:val="22"/>
         </w:rPr>
-        <w:t>自然博物馆/科技馆渠道；与109（夜游）区分：聚焦住宿型夜营</w:t>
+        <w:t>H1：参与动机、活动形式偏好（音乐会/剧本杀/夜游）（满意度）之间存在可检验的关系，且受群体差异（年龄/收入/地区/身份）调节（待验证）；H2：参与动机、活动形式偏好（音乐会/剧本杀/夜游）是影响满意度的关键因素（待验证）。</w:t>
       </w:r>
     </w:p>
     <w:p>
@@ -133,7 +166,21 @@
           <w:b/>
           <w:sz w:val="26"/>
         </w:rPr>
-        <w:t>三、参考来源</w:t>
+        <w:t>三、选题依据（信息时间范围：2025–2026）</w:t>
+      </w:r>
+    </w:p>
+    <w:p>
+      <w:pPr>
+        <w:spacing w:after="80"/>
+        <w:ind w:left="360"/>
+      </w:pPr>
+      <w:r>
+        <w:rPr>
+          <w:rFonts w:ascii="宋体" w:hAnsi="宋体" w:eastAsia="宋体"/>
+          <w:b w:val="0"/>
+          <w:sz w:val="22"/>
+        </w:rPr>
+        <w:t>🔶博物馆夜场（"博物馆奇妙夜"现象媒体需引原文）；✅夜经济政策扶持沉浸式体验（本批证据）；✅文博游热潮（已核验）</w:t>
       </w:r>
     </w:p>
     <w:p>
@@ -143,10 +190,51 @@
       <w:r>
         <w:rPr>
           <w:rFonts w:ascii="宋体" w:hAnsi="宋体" w:eastAsia="宋体"/>
+          <w:b/>
+          <w:sz w:val="26"/>
+        </w:rPr>
+        <w:t>四、可行性提示</w:t>
+      </w:r>
+    </w:p>
+    <w:p>
+      <w:pPr>
+        <w:spacing w:after="80"/>
+        <w:ind w:left="360"/>
+      </w:pPr>
+      <w:r>
+        <w:rPr>
+          <w:rFonts w:ascii="宋体" w:hAnsi="宋体" w:eastAsia="宋体"/>
           <w:b w:val="0"/>
           <w:sz w:val="22"/>
         </w:rPr>
-        <w:t>🔶"博物馆夜宿"（上海自然博物馆"恐龙夜宿"媒体报道需引原文）；✅博物馆教育功能强化（政策背景）；✅亲子研学热（478题衔接）</w:t>
+        <w:t>博物馆渠道（夜场活动招募）；与289题（云看展）区分：聚焦线下夜场 可进一步明确抽样框、样本量与问卷/访谈工具，形成完整调研方案。</w:t>
+      </w:r>
+    </w:p>
+    <w:p>
+      <w:pPr>
+        <w:spacing w:after="80"/>
+      </w:pPr>
+      <w:r>
+        <w:rPr>
+          <w:rFonts w:ascii="宋体" w:hAnsi="宋体" w:eastAsia="宋体"/>
+          <w:b/>
+          <w:sz w:val="26"/>
+        </w:rPr>
+        <w:t>五、参考来源</w:t>
+      </w:r>
+    </w:p>
+    <w:p>
+      <w:pPr>
+        <w:spacing w:after="80"/>
+        <w:ind w:left="360"/>
+      </w:pPr>
+      <w:r>
+        <w:rPr>
+          <w:rFonts w:ascii="宋体" w:hAnsi="宋体" w:eastAsia="宋体"/>
+          <w:b w:val="0"/>
+          <w:sz w:val="22"/>
+        </w:rPr>
+        <w:t>🔶博物馆夜场（"博物馆奇妙夜"现象媒体需引原文）；✅夜经济政策扶持沉浸式体验（本批证据）；✅文博游热潮（已核验）</w:t>
       </w:r>
     </w:p>
     <w:p>
@@ -160,7 +248,7 @@
           <w:color w:val="837292"/>
           <w:sz w:val="18"/>
         </w:rPr>
-        <w:t>※ 提示：✅=官方政策/权威媒体可直接引用；🔶=行业报告/媒体线索，参赛前须下载原文核对。</w:t>
+        <w:t>※ 检索状态说明：本档案基于 2025–2026 公开政策、行业报告与媒体线索整理（降级模式，部分来源未逐条联网复核）；✅=官方/权威媒体可直接引用，🔶=行业报告/媒体线索，参赛前须下载原文核对。近三年获奖黑名单已逐题避重核验。</w:t>
       </w:r>
     </w:p>
     <w:sectPr>
